--- a/JokkeV_13Raadspelletje/Raadspelletje.docx
+++ b/JokkeV_13Raadspelletje/Raadspelletje.docx
@@ -30,13 +30,44 @@
       <w:r>
         <w:t>Stap 1: intro</w:t>
       </w:r>
+    </w:p>
+    <w:p>
+      <w:r>
+        <w:t>Stap 2: scherm leeg</w:t>
+      </w:r>
+      <w:r>
+        <w:t>make</w:t>
+      </w:r>
+    </w:p>
+    <w:p>
+      <w:r>
+        <w:t>Stap 3: random getal kiezen + opslaan</w:t>
+      </w:r>
       <w:r>
         <w:br/>
-        <w:t>stap 2: vraag het getal + opslaan</w:t>
+        <w:t xml:space="preserve">stap </w:t>
+      </w:r>
+      <w:r>
+        <w:t>4</w:t>
+      </w:r>
+      <w:r>
+        <w:t xml:space="preserve">: vraag het </w:t>
+      </w:r>
+      <w:r>
+        <w:t xml:space="preserve">gekozen </w:t>
+      </w:r>
+      <w:r>
+        <w:t>getal + opslaan</w:t>
       </w:r>
       <w:r>
         <w:br/>
-        <w:t xml:space="preserve">Stap 3: </w:t>
+        <w:t xml:space="preserve">Stap </w:t>
+      </w:r>
+      <w:r>
+        <w:t>5</w:t>
+      </w:r>
+      <w:r>
+        <w:t xml:space="preserve">: </w:t>
       </w:r>
     </w:p>
     <w:p>
